--- a/static/uploads/mau/hopdong/nt1/tren_o1/hdtv.docx
+++ b/static/uploads/mau/hopdong/nt1/tren_o1/hdtv.docx
@@ -1336,7 +1336,21 @@
                 <w:rFonts w:ascii="Times New Roman" w:hAnsi="Times New Roman"/>
                 <w:lang w:val="nl-NL"/>
               </w:rPr>
-              <w:t>Tổ dân phố Thủy Sơn 7, phường Thủy Nguyên, thành phố Hải Phòng</w:t>
+              <w:t xml:space="preserve">Tổ dân phố Thủy Sơn </w:t>
+            </w:r>
+            <w:r>
+              <w:rPr>
+                <w:rFonts w:ascii="Times New Roman" w:hAnsi="Times New Roman"/>
+                <w:lang w:val="nl-NL"/>
+              </w:rPr>
+              <w:t>4</w:t>
+            </w:r>
+            <w:r>
+              <w:rPr>
+                <w:rFonts w:ascii="Times New Roman" w:hAnsi="Times New Roman"/>
+                <w:lang w:val="nl-NL"/>
+              </w:rPr>
+              <w:t>, phường Thủy Nguyên, thành phố Hải Phòng</w:t>
             </w:r>
           </w:p>
         </w:tc>
@@ -2821,7 +2835,23 @@
                 <w:szCs w:val="24"/>
                 <w:lang w:val="fr-FR"/>
               </w:rPr>
-              <w:t>Tổ dân phố Thủy Sơn 7, phường Thủy Nguyên, thành phố Hải Phòng</w:t>
+              <w:t xml:space="preserve">Tổ dân phố Thủy Sơn </w:t>
+            </w:r>
+            <w:r>
+              <w:rPr>
+                <w:rFonts w:ascii="Times New Roman" w:hAnsi="Times New Roman"/>
+                <w:szCs w:val="24"/>
+                <w:lang w:val="fr-FR"/>
+              </w:rPr>
+              <w:t>4</w:t>
+            </w:r>
+            <w:r>
+              <w:rPr>
+                <w:rFonts w:ascii="Times New Roman" w:hAnsi="Times New Roman"/>
+                <w:szCs w:val="24"/>
+                <w:lang w:val="fr-FR"/>
+              </w:rPr>
+              <w:t>, phường Thủy Nguyên, thành phố Hải Phòng</w:t>
             </w:r>
           </w:p>
           <w:p>
@@ -7807,6 +7837,9 @@
   <wne:recipientData>
     <wne:active wne:val="1"/>
     <wne:hash wne:val="1707048493"/>
+  </wne:recipientData>
+  <wne:recipientData>
+    <wne:active wne:val="1"/>
   </wne:recipientData>
   <wne:recipientData>
     <wne:active wne:val="1"/>
